--- a/output/검수조서_CP-2026-0003_아산 이노베이션 스퀘어 구.docx
+++ b/output/검수조서_CP-2026-0003_아산 이노베이션 스퀘어 구.docx
@@ -2254,7 +2254,7 @@
           <w:sz w:val="21"/>
           <w:szCs w:val="21"/>
         </w:rPr>
-        <w:t xml:space="preserve">2026.09.03</w:t>
+        <w:t xml:space="preserve">2026.09.04</w:t>
       </w:r>
     </w:p>
     <w:tbl>
